--- a/2026/ALMIRANTE BROWN/certificado libre deuda (1).docx
+++ b/2026/ALMIRANTE BROWN/certificado libre deuda (1).docx
@@ -124,17 +124,98 @@
           <w:bCs/>
           <w:lang w:val="es-AR"/>
         </w:rPr>
-        <w:t xml:space="preserve">Consorcio de Propietarios sito en la calle Almirante Brown </w:t>
-      </w:r>
-      <w:proofErr w:type="spellStart"/>
-      <w:r>
-        <w:rPr>
-          <w:rFonts w:ascii="Times New Roman"/>
-          <w:b/>
-          <w:bCs/>
-          <w:lang w:val="es-AR"/>
-        </w:rPr>
-        <w:t>N</w:t>
+        <w:t xml:space="preserve">Consorcio de Propietarios sito en la calle </w:t>
+      </w:r>
+      <w:proofErr w:type="gramStart"/>
+      <w:r>
+        <w:rPr>
+          <w:rFonts w:ascii="Times New Roman"/>
+          <w:b/>
+          <w:bCs/>
+          <w:lang w:val="es-AR"/>
+        </w:rPr>
+        <w:t>Coronel</w:t>
+      </w:r>
+      <w:proofErr w:type="gramEnd"/>
+      <w:r>
+        <w:rPr>
+          <w:rFonts w:ascii="Times New Roman"/>
+          <w:b/>
+          <w:bCs/>
+          <w:lang w:val="es-AR"/>
+        </w:rPr>
+        <w:t xml:space="preserve"> Beltran 34</w:t>
+      </w:r>
+      <w:r>
+        <w:rPr>
+          <w:rFonts w:ascii="Times New Roman"/>
+          <w:lang w:val="es-AR"/>
+        </w:rPr>
+        <w:t xml:space="preserve">, Partido de </w:t>
+      </w:r>
+      <w:r>
+        <w:rPr>
+          <w:rFonts w:ascii="Times New Roman"/>
+          <w:b/>
+          <w:bCs/>
+          <w:lang w:val="es-AR"/>
+        </w:rPr>
+        <w:t>L</w:t>
+      </w:r>
+      <w:r>
+        <w:rPr>
+          <w:rFonts w:ascii="Times New Roman"/>
+          <w:b/>
+          <w:bCs/>
+          <w:lang w:val="es-AR"/>
+        </w:rPr>
+        <w:t>anus</w:t>
+      </w:r>
+      <w:r>
+        <w:rPr>
+          <w:rFonts w:ascii="Times New Roman"/>
+          <w:lang w:val="es-AR"/>
+        </w:rPr>
+        <w:t>.</w:t>
+      </w:r>
+      <w:r>
+        <w:rPr>
+          <w:rFonts w:ascii="Times New Roman"/>
+          <w:lang w:val="es-AR"/>
+        </w:rPr>
+        <w:t xml:space="preserve"> </w:t>
+      </w:r>
+      <w:r>
+        <w:rPr>
+          <w:rFonts w:ascii="Times New Roman"/>
+          <w:lang w:val="es-AR"/>
+        </w:rPr>
+        <w:t>C</w:t>
+      </w:r>
+      <w:r>
+        <w:rPr>
+          <w:rFonts w:ascii="Times New Roman"/>
+          <w:lang w:val="es-AR"/>
+        </w:rPr>
+        <w:t xml:space="preserve">onforme a lo establecido en el reglamento de la </w:t>
+      </w:r>
+      <w:r>
+        <w:rPr>
+          <w:rFonts w:ascii="Times New Roman"/>
+          <w:b/>
+          <w:bCs/>
+          <w:lang w:val="es-AR"/>
+        </w:rPr>
+        <w:t xml:space="preserve">Ley </w:t>
+      </w:r>
+      <w:r>
+        <w:rPr>
+          <w:rFonts w:ascii="Times New Roman"/>
+          <w:b/>
+          <w:bCs/>
+          <w:lang w:val="es-AR"/>
+        </w:rPr>
+        <w:t>N.</w:t>
       </w:r>
       <w:r>
         <w:rPr>
@@ -145,47 +226,14 @@
         </w:rPr>
         <w:t>º</w:t>
       </w:r>
-      <w:proofErr w:type="spellEnd"/>
-      <w:r>
-        <w:rPr>
-          <w:rFonts w:ascii="Times New Roman"/>
-          <w:b/>
-          <w:bCs/>
-          <w:lang w:val="es-AR"/>
-        </w:rPr>
-        <w:t xml:space="preserve"> 2499</w:t>
-      </w:r>
-      <w:r>
-        <w:rPr>
-          <w:rFonts w:ascii="Times New Roman"/>
-          <w:lang w:val="es-AR"/>
-        </w:rPr>
-        <w:t xml:space="preserve">, de la ciudad de </w:t>
-      </w:r>
-      <w:r>
-        <w:rPr>
-          <w:rFonts w:ascii="Times New Roman"/>
-          <w:b/>
-          <w:bCs/>
-          <w:lang w:val="es-AR"/>
-        </w:rPr>
-        <w:t>Temperley</w:t>
-      </w:r>
-      <w:r>
-        <w:rPr>
-          <w:rFonts w:ascii="Times New Roman"/>
-          <w:lang w:val="es-AR"/>
-        </w:rPr>
-        <w:t xml:space="preserve">, Partido de </w:t>
-      </w:r>
-      <w:r>
-        <w:rPr>
-          <w:rFonts w:ascii="Times New Roman"/>
-          <w:b/>
-          <w:bCs/>
-          <w:lang w:val="es-AR"/>
-        </w:rPr>
-        <w:t>Lomas de Zamora</w:t>
+      <w:r>
+        <w:rPr>
+          <w:rFonts w:ascii="Times New Roman"/>
+          <w:b/>
+          <w:bCs/>
+          <w:lang w:val="es-AR"/>
+        </w:rPr>
+        <w:t xml:space="preserve"> 13.512</w:t>
       </w:r>
       <w:r>
         <w:rPr>
@@ -201,17 +249,32 @@
           <w:bCs/>
           <w:lang w:val="es-AR"/>
         </w:rPr>
-        <w:t xml:space="preserve">CUIT </w:t>
-      </w:r>
-      <w:proofErr w:type="spellStart"/>
-      <w:r>
-        <w:rPr>
-          <w:rFonts w:ascii="Times New Roman"/>
-          <w:b/>
-          <w:bCs/>
-          <w:lang w:val="es-AR"/>
-        </w:rPr>
-        <w:t>N</w:t>
+        <w:t>CERTIFICO</w:t>
+      </w:r>
+      <w:r>
+        <w:rPr>
+          <w:rFonts w:ascii="Times New Roman"/>
+          <w:lang w:val="es-AR"/>
+        </w:rPr>
+        <w:t xml:space="preserve"> que la </w:t>
+      </w:r>
+      <w:r>
+        <w:rPr>
+          <w:rFonts w:ascii="Times New Roman"/>
+          <w:b/>
+          <w:bCs/>
+          <w:lang w:val="es-AR"/>
+        </w:rPr>
+        <w:t xml:space="preserve">Unidad Funcional </w:t>
+      </w:r>
+      <w:r>
+        <w:rPr>
+          <w:rFonts w:ascii="Times New Roman"/>
+          <w:b/>
+          <w:bCs/>
+          <w:lang w:val="es-AR"/>
+        </w:rPr>
+        <w:t>N.</w:t>
       </w:r>
       <w:r>
         <w:rPr>
@@ -222,60 +285,125 @@
         </w:rPr>
         <w:t>º</w:t>
       </w:r>
-      <w:proofErr w:type="spellEnd"/>
-      <w:r>
-        <w:rPr>
-          <w:rFonts w:ascii="Times New Roman"/>
-          <w:b/>
-          <w:bCs/>
-          <w:lang w:val="es-AR"/>
-        </w:rPr>
-        <w:t xml:space="preserve"> 30-71457115-6</w:t>
-      </w:r>
-      <w:r>
-        <w:rPr>
-          <w:rFonts w:ascii="Times New Roman"/>
-          <w:lang w:val="es-AR"/>
-        </w:rPr>
-        <w:t xml:space="preserve">, y conforme a lo establecido en el reglamento de la </w:t>
-      </w:r>
-      <w:r>
-        <w:rPr>
-          <w:rFonts w:ascii="Times New Roman"/>
-          <w:b/>
-          <w:bCs/>
-          <w:lang w:val="es-AR"/>
-        </w:rPr>
-        <w:t xml:space="preserve">Ley </w:t>
-      </w:r>
-      <w:proofErr w:type="spellStart"/>
-      <w:r>
-        <w:rPr>
-          <w:rFonts w:ascii="Times New Roman"/>
-          <w:b/>
-          <w:bCs/>
-          <w:lang w:val="es-AR"/>
-        </w:rPr>
-        <w:t>N</w:t>
-      </w:r>
-      <w:r>
-        <w:rPr>
-          <w:rFonts w:ascii="Times New Roman"/>
-          <w:b/>
-          <w:bCs/>
-          <w:lang w:val="es-AR"/>
-        </w:rPr>
-        <w:t>º</w:t>
-      </w:r>
-      <w:proofErr w:type="spellEnd"/>
-      <w:r>
-        <w:rPr>
-          <w:rFonts w:ascii="Times New Roman"/>
-          <w:b/>
-          <w:bCs/>
-          <w:lang w:val="es-AR"/>
-        </w:rPr>
-        <w:t xml:space="preserve"> 13.512</w:t>
+      <w:r>
+        <w:rPr>
+          <w:rFonts w:ascii="Times New Roman"/>
+          <w:b/>
+          <w:bCs/>
+          <w:lang w:val="es-AR"/>
+        </w:rPr>
+        <w:t xml:space="preserve"> </w:t>
+      </w:r>
+      <w:r>
+        <w:rPr>
+          <w:rFonts w:ascii="Times New Roman"/>
+          <w:b/>
+          <w:bCs/>
+          <w:lang w:val="es-AR"/>
+        </w:rPr>
+        <w:t>09</w:t>
+      </w:r>
+      <w:r>
+        <w:rPr>
+          <w:rFonts w:ascii="Times New Roman"/>
+          <w:lang w:val="es-AR"/>
+        </w:rPr>
+        <w:t>, destinada a vivienda, cuya titularidad corresponde a</w:t>
+      </w:r>
+      <w:r>
+        <w:rPr>
+          <w:rFonts w:ascii="Times New Roman"/>
+          <w:lang w:val="es-AR"/>
+        </w:rPr>
+        <w:t xml:space="preserve"> la</w:t>
+      </w:r>
+      <w:r>
+        <w:rPr>
+          <w:rFonts w:ascii="Times New Roman"/>
+          <w:lang w:val="es-AR"/>
+        </w:rPr>
+        <w:t xml:space="preserve"> </w:t>
+      </w:r>
+      <w:r>
+        <w:rPr>
+          <w:rFonts w:ascii="Times New Roman"/>
+          <w:b/>
+          <w:bCs/>
+          <w:lang w:val="es-AR"/>
+        </w:rPr>
+        <w:t>Sr</w:t>
+      </w:r>
+      <w:r>
+        <w:rPr>
+          <w:rFonts w:ascii="Times New Roman"/>
+          <w:b/>
+          <w:bCs/>
+          <w:lang w:val="es-AR"/>
+        </w:rPr>
+        <w:t>a</w:t>
+      </w:r>
+      <w:r>
+        <w:rPr>
+          <w:rFonts w:ascii="Times New Roman"/>
+          <w:b/>
+          <w:bCs/>
+          <w:lang w:val="es-AR"/>
+        </w:rPr>
+        <w:t xml:space="preserve">. </w:t>
+      </w:r>
+      <w:r>
+        <w:rPr>
+          <w:rFonts w:ascii="Times New Roman"/>
+          <w:b/>
+          <w:bCs/>
+          <w:lang w:val="es-AR"/>
+        </w:rPr>
+        <w:t>V</w:t>
+      </w:r>
+      <w:r>
+        <w:rPr>
+          <w:rFonts w:ascii="Times New Roman"/>
+          <w:b/>
+          <w:bCs/>
+          <w:lang w:val="es-AR"/>
+        </w:rPr>
+        <w:t xml:space="preserve">icenta </w:t>
+      </w:r>
+      <w:r>
+        <w:rPr>
+          <w:rFonts w:ascii="Times New Roman"/>
+          <w:b/>
+          <w:bCs/>
+          <w:lang w:val="es-AR"/>
+        </w:rPr>
+        <w:t>E</w:t>
+      </w:r>
+      <w:r>
+        <w:rPr>
+          <w:rFonts w:ascii="Times New Roman"/>
+          <w:b/>
+          <w:bCs/>
+          <w:lang w:val="es-AR"/>
+        </w:rPr>
+        <w:t xml:space="preserve">sther </w:t>
+      </w:r>
+      <w:r>
+        <w:rPr>
+          <w:rFonts w:ascii="Times New Roman"/>
+          <w:b/>
+          <w:bCs/>
+          <w:lang w:val="es-AR"/>
+        </w:rPr>
+        <w:t>Ar</w:t>
+      </w:r>
+      <w:r>
+        <w:rPr>
+          <w:rFonts w:ascii="Times New Roman"/>
+          <w:b/>
+          <w:bCs/>
+          <w:lang w:val="es-AR"/>
+        </w:rPr>
+        <w:t>ezzi</w:t>
       </w:r>
       <w:r>
         <w:rPr>
@@ -291,110 +419,6 @@
           <w:bCs/>
           <w:lang w:val="es-AR"/>
         </w:rPr>
-        <w:t>CERTIFICO</w:t>
-      </w:r>
-      <w:r>
-        <w:rPr>
-          <w:rFonts w:ascii="Times New Roman"/>
-          <w:lang w:val="es-AR"/>
-        </w:rPr>
-        <w:t xml:space="preserve"> que la </w:t>
-      </w:r>
-      <w:r>
-        <w:rPr>
-          <w:rFonts w:ascii="Times New Roman"/>
-          <w:b/>
-          <w:bCs/>
-          <w:lang w:val="es-AR"/>
-        </w:rPr>
-        <w:t xml:space="preserve">Unidad Funcional </w:t>
-      </w:r>
-      <w:proofErr w:type="spellStart"/>
-      <w:r>
-        <w:rPr>
-          <w:rFonts w:ascii="Times New Roman"/>
-          <w:b/>
-          <w:bCs/>
-          <w:lang w:val="es-AR"/>
-        </w:rPr>
-        <w:t>N</w:t>
-      </w:r>
-      <w:r>
-        <w:rPr>
-          <w:rFonts w:ascii="Times New Roman"/>
-          <w:b/>
-          <w:bCs/>
-          <w:lang w:val="es-AR"/>
-        </w:rPr>
-        <w:t>º</w:t>
-      </w:r>
-      <w:proofErr w:type="spellEnd"/>
-      <w:r>
-        <w:rPr>
-          <w:rFonts w:ascii="Times New Roman"/>
-          <w:b/>
-          <w:bCs/>
-          <w:lang w:val="es-AR"/>
-        </w:rPr>
-        <w:t xml:space="preserve"> 35</w:t>
-      </w:r>
-      <w:r>
-        <w:rPr>
-          <w:rFonts w:ascii="Times New Roman"/>
-          <w:lang w:val="es-AR"/>
-        </w:rPr>
-        <w:t xml:space="preserve">, destinada a vivienda, cuya titularidad corresponde al </w:t>
-      </w:r>
-      <w:r>
-        <w:rPr>
-          <w:rFonts w:ascii="Times New Roman"/>
-          <w:b/>
-          <w:bCs/>
-          <w:lang w:val="es-AR"/>
-        </w:rPr>
-        <w:t>Sr. Ariel Carbia</w:t>
-      </w:r>
-      <w:r>
-        <w:rPr>
-          <w:rFonts w:ascii="Times New Roman"/>
-          <w:lang w:val="es-AR"/>
-        </w:rPr>
-        <w:t xml:space="preserve"> y la </w:t>
-      </w:r>
-      <w:r>
-        <w:rPr>
-          <w:rFonts w:ascii="Times New Roman"/>
-          <w:b/>
-          <w:bCs/>
-          <w:lang w:val="es-AR"/>
-        </w:rPr>
-        <w:t xml:space="preserve">Sra. Lilliana </w:t>
-      </w:r>
-      <w:proofErr w:type="spellStart"/>
-      <w:r>
-        <w:rPr>
-          <w:rFonts w:ascii="Times New Roman"/>
-          <w:b/>
-          <w:bCs/>
-          <w:lang w:val="es-AR"/>
-        </w:rPr>
-        <w:t>Gomez</w:t>
-      </w:r>
-      <w:proofErr w:type="spellEnd"/>
-      <w:r>
-        <w:rPr>
-          <w:rFonts w:ascii="Times New Roman"/>
-          <w:lang w:val="es-AR"/>
-        </w:rPr>
-        <w:t xml:space="preserve">, integrante del inmueble mencionado, </w:t>
-      </w:r>
-      <w:r>
-        <w:rPr>
-          <w:rFonts w:ascii="Times New Roman"/>
-          <w:b/>
-          <w:bCs/>
-          <w:lang w:val="es-AR"/>
-        </w:rPr>
         <w:t>no registra deudas de expensas comunes ni extraordinarias</w:t>
       </w:r>
       <w:r>
@@ -425,7 +449,34 @@
           <w:bCs/>
           <w:lang w:val="es-AR"/>
         </w:rPr>
-        <w:t>12 de febrero de 2026</w:t>
+        <w:t>08</w:t>
+      </w:r>
+      <w:r>
+        <w:rPr>
+          <w:rFonts w:ascii="Times New Roman"/>
+          <w:b/>
+          <w:bCs/>
+          <w:lang w:val="es-AR"/>
+        </w:rPr>
+        <w:t xml:space="preserve"> de </w:t>
+      </w:r>
+      <w:r>
+        <w:rPr>
+          <w:rFonts w:ascii="Times New Roman"/>
+          <w:b/>
+          <w:bCs/>
+          <w:lang w:val="es-AR"/>
+        </w:rPr>
+        <w:t>juni</w:t>
+      </w:r>
+      <w:r>
+        <w:rPr>
+          <w:rFonts w:ascii="Times New Roman"/>
+          <w:b/>
+          <w:bCs/>
+          <w:lang w:val="es-AR"/>
+        </w:rPr>
+        <w:t>o de 2026</w:t>
       </w:r>
       <w:r>
         <w:rPr>
@@ -489,49 +540,7 @@
           <w:rFonts w:ascii="Times New Roman"/>
           <w:lang w:val="es-AR"/>
         </w:rPr>
-        <w:t>N</w:t>
-      </w:r>
-      <w:r>
-        <w:rPr>
-          <w:rFonts w:ascii="Times New Roman"/>
-          <w:lang w:val="es-AR"/>
-        </w:rPr>
-        <w:t>ro</w:t>
-      </w:r>
-      <w:r>
-        <w:rPr>
-          <w:rFonts w:ascii="Times New Roman"/>
-          <w:lang w:val="es-AR"/>
-        </w:rPr>
-        <w:t xml:space="preserve">. </w:t>
-      </w:r>
-      <w:r>
-        <w:rPr>
-          <w:rFonts w:ascii="Times New Roman"/>
-          <w:lang w:val="es-AR"/>
-        </w:rPr>
-        <w:t>de</w:t>
-      </w:r>
-      <w:r>
-        <w:rPr>
-          <w:rFonts w:ascii="Times New Roman"/>
-          <w:lang w:val="es-AR"/>
-        </w:rPr>
-        <w:t xml:space="preserve"> C</w:t>
-      </w:r>
-      <w:r>
-        <w:rPr>
-          <w:rFonts w:ascii="Times New Roman"/>
-          <w:lang w:val="es-AR"/>
-        </w:rPr>
-        <w:t>uenta</w:t>
-      </w:r>
-      <w:r>
-        <w:rPr>
-          <w:rFonts w:ascii="Times New Roman"/>
-          <w:lang w:val="es-AR"/>
-        </w:rPr>
-        <w:t>: 039-023253/9</w:t>
+        <w:t>Cta Corriente en Pesos 533-030591/4</w:t>
       </w:r>
       <w:r>
         <w:rPr>
@@ -621,7 +630,7 @@
           <w:bCs/>
           <w:lang w:val="es-AR"/>
         </w:rPr>
-        <w:t>1-2117789-</w:t>
+        <w:t>1002075</w:t>
       </w:r>
       <w:r>
         <w:rPr>
@@ -644,42 +653,6 @@
         </w:rPr>
         <w:t xml:space="preserve">a </w:t>
       </w:r>
-      <w:r>
-        <w:rPr>
-          <w:rFonts w:ascii="Times New Roman"/>
-          <w:b/>
-          <w:bCs/>
-          <w:lang w:val="es-AR"/>
-        </w:rPr>
-        <w:t>Federaci</w:t>
-      </w:r>
-      <w:r>
-        <w:rPr>
-          <w:rFonts w:ascii="Times New Roman"/>
-          <w:b/>
-          <w:bCs/>
-          <w:lang w:val="es-AR"/>
-        </w:rPr>
-        <w:t>ó</w:t>
-      </w:r>
-      <w:r>
-        <w:rPr>
-          <w:rFonts w:ascii="Times New Roman"/>
-          <w:b/>
-          <w:bCs/>
-          <w:lang w:val="es-AR"/>
-        </w:rPr>
-        <w:t>n</w:t>
-      </w:r>
-      <w:r>
-        <w:rPr>
-          <w:rFonts w:ascii="Times New Roman"/>
-          <w:b/>
-          <w:bCs/>
-          <w:lang w:val="es-AR"/>
-        </w:rPr>
-        <w:t xml:space="preserve"> patronal, con vigencia hasta </w:t>
-      </w:r>
       <w:proofErr w:type="spellStart"/>
       <w:r>
         <w:rPr>
@@ -688,7 +661,7 @@
           <w:bCs/>
           <w:lang w:val="es-AR"/>
         </w:rPr>
-        <w:t>el</w:t>
+        <w:t>Sancor</w:t>
       </w:r>
       <w:proofErr w:type="spellEnd"/>
       <w:r>
@@ -698,7 +671,52 @@
           <w:bCs/>
           <w:lang w:val="es-AR"/>
         </w:rPr>
-        <w:t xml:space="preserve"> 01/04/2026</w:t>
+        <w:t xml:space="preserve"> seguros</w:t>
+      </w:r>
+      <w:r>
+        <w:rPr>
+          <w:rFonts w:ascii="Times New Roman"/>
+          <w:b/>
+          <w:bCs/>
+          <w:lang w:val="es-AR"/>
+        </w:rPr>
+        <w:t xml:space="preserve">, con vigencia hasta el </w:t>
+      </w:r>
+      <w:r>
+        <w:rPr>
+          <w:rFonts w:ascii="Times New Roman"/>
+          <w:b/>
+          <w:bCs/>
+          <w:lang w:val="es-AR"/>
+        </w:rPr>
+        <w:t>02</w:t>
+      </w:r>
+      <w:r>
+        <w:rPr>
+          <w:rFonts w:ascii="Times New Roman"/>
+          <w:b/>
+          <w:bCs/>
+          <w:lang w:val="es-AR"/>
+        </w:rPr>
+        <w:t>/0</w:t>
+      </w:r>
+      <w:r>
+        <w:rPr>
+          <w:rFonts w:ascii="Times New Roman"/>
+          <w:b/>
+          <w:bCs/>
+          <w:lang w:val="es-AR"/>
+        </w:rPr>
+        <w:t>1</w:t>
+      </w:r>
+      <w:r>
+        <w:rPr>
+          <w:rFonts w:ascii="Times New Roman"/>
+          <w:b/>
+          <w:bCs/>
+          <w:lang w:val="es-AR"/>
+        </w:rPr>
+        <w:t>/2026</w:t>
       </w:r>
       <w:r>
         <w:rPr>
@@ -712,137 +730,104 @@
           <w:rFonts w:ascii="Times New Roman"/>
           <w:lang w:val="es-AR"/>
         </w:rPr>
+        <w:t xml:space="preserve"> </w:t>
+      </w:r>
+      <w:r>
+        <w:rPr>
+          <w:rFonts w:ascii="Times New Roman"/>
+          <w:lang w:val="es-AR"/>
+        </w:rPr>
+        <w:t xml:space="preserve">Los </w:t>
+      </w:r>
+      <w:r>
+        <w:rPr>
+          <w:rFonts w:ascii="Times New Roman"/>
+          <w:b/>
+          <w:bCs/>
+          <w:lang w:val="es-AR"/>
+        </w:rPr>
+        <w:t>servicios comunes</w:t>
+      </w:r>
+      <w:r>
+        <w:rPr>
+          <w:rFonts w:ascii="Times New Roman"/>
+          <w:lang w:val="es-AR"/>
+        </w:rPr>
+        <w:t xml:space="preserve"> se encuentran </w:t>
+      </w:r>
+      <w:r>
+        <w:rPr>
+          <w:rFonts w:ascii="Times New Roman"/>
+          <w:b/>
+          <w:bCs/>
+          <w:lang w:val="es-AR"/>
+        </w:rPr>
+        <w:t>sin deudas</w:t>
+      </w:r>
+      <w:r>
+        <w:rPr>
+          <w:rFonts w:ascii="Times New Roman"/>
+          <w:lang w:val="es-AR"/>
+        </w:rPr>
+        <w:t xml:space="preserve"> a la fecha, correspondiendo los mismos a </w:t>
+      </w:r>
+      <w:r>
+        <w:rPr>
+          <w:rFonts w:ascii="Times New Roman"/>
+          <w:b/>
+          <w:bCs/>
+          <w:lang w:val="es-AR"/>
+        </w:rPr>
+        <w:t xml:space="preserve">AySA </w:t>
+      </w:r>
+      <w:r>
+        <w:rPr>
+          <w:rFonts w:ascii="Times New Roman"/>
+          <w:lang w:val="es-AR"/>
+        </w:rPr>
+        <w:t xml:space="preserve">y </w:t>
+      </w:r>
+      <w:r>
+        <w:rPr>
+          <w:rFonts w:ascii="Times New Roman"/>
+          <w:b/>
+          <w:bCs/>
+          <w:lang w:val="es-AR"/>
+        </w:rPr>
+        <w:t>Edesur</w:t>
+      </w:r>
+      <w:r>
+        <w:rPr>
+          <w:rFonts w:ascii="Times New Roman"/>
+          <w:b/>
+          <w:bCs/>
+          <w:lang w:val="es-AR"/>
+        </w:rPr>
+        <w:t>.</w:t>
+      </w:r>
+      <w:r>
+        <w:rPr>
+          <w:rFonts w:ascii="Times New Roman"/>
+          <w:lang w:val="es-AR"/>
+        </w:rPr>
         <w:br/>
-        <w:t xml:space="preserve">Los </w:t>
-      </w:r>
-      <w:r>
-        <w:rPr>
-          <w:rFonts w:ascii="Times New Roman"/>
-          <w:b/>
-          <w:bCs/>
-          <w:lang w:val="es-AR"/>
-        </w:rPr>
-        <w:t>servicios comunes</w:t>
-      </w:r>
-      <w:r>
-        <w:rPr>
-          <w:rFonts w:ascii="Times New Roman"/>
-          <w:lang w:val="es-AR"/>
-        </w:rPr>
-        <w:t xml:space="preserve"> se encuentran </w:t>
-      </w:r>
-      <w:r>
-        <w:rPr>
-          <w:rFonts w:ascii="Times New Roman"/>
-          <w:b/>
-          <w:bCs/>
-          <w:lang w:val="es-AR"/>
-        </w:rPr>
-        <w:t>sin deudas</w:t>
-      </w:r>
-      <w:r>
-        <w:rPr>
-          <w:rFonts w:ascii="Times New Roman"/>
-          <w:lang w:val="es-AR"/>
-        </w:rPr>
-        <w:t xml:space="preserve"> a la fecha, correspondiendo los mismos a </w:t>
-      </w:r>
-      <w:r>
-        <w:rPr>
-          <w:rFonts w:ascii="Times New Roman"/>
-          <w:b/>
-          <w:bCs/>
-          <w:lang w:val="es-AR"/>
-        </w:rPr>
-        <w:t>AySA (</w:t>
-      </w:r>
-      <w:proofErr w:type="spellStart"/>
-      <w:r>
-        <w:rPr>
-          <w:rFonts w:ascii="Times New Roman"/>
-          <w:b/>
-          <w:bCs/>
-          <w:lang w:val="es-AR"/>
-        </w:rPr>
-        <w:t>N</w:t>
-      </w:r>
-      <w:r>
-        <w:rPr>
-          <w:rFonts w:ascii="Times New Roman"/>
-          <w:b/>
-          <w:bCs/>
-          <w:lang w:val="es-AR"/>
-        </w:rPr>
-        <w:t>º</w:t>
-      </w:r>
-      <w:proofErr w:type="spellEnd"/>
-      <w:r>
-        <w:rPr>
-          <w:rFonts w:ascii="Times New Roman"/>
-          <w:b/>
-          <w:bCs/>
-          <w:lang w:val="es-AR"/>
-        </w:rPr>
-        <w:t xml:space="preserve"> de cliente 280191)</w:t>
-      </w:r>
-      <w:r>
-        <w:rPr>
-          <w:rFonts w:ascii="Times New Roman"/>
-          <w:lang w:val="es-AR"/>
-        </w:rPr>
-        <w:t xml:space="preserve"> y </w:t>
-      </w:r>
-      <w:r>
-        <w:rPr>
-          <w:rFonts w:ascii="Times New Roman"/>
-          <w:b/>
-          <w:bCs/>
-          <w:lang w:val="es-AR"/>
-        </w:rPr>
-        <w:t>Edesur (</w:t>
-      </w:r>
-      <w:proofErr w:type="spellStart"/>
-      <w:r>
-        <w:rPr>
-          <w:rFonts w:ascii="Times New Roman"/>
-          <w:b/>
-          <w:bCs/>
-          <w:lang w:val="es-AR"/>
-        </w:rPr>
-        <w:t>N</w:t>
-      </w:r>
-      <w:r>
-        <w:rPr>
-          <w:rFonts w:ascii="Times New Roman"/>
-          <w:b/>
-          <w:bCs/>
-          <w:lang w:val="es-AR"/>
-        </w:rPr>
-        <w:t>º</w:t>
-      </w:r>
-      <w:proofErr w:type="spellEnd"/>
-      <w:r>
-        <w:rPr>
-          <w:rFonts w:ascii="Times New Roman"/>
-          <w:b/>
-          <w:bCs/>
-          <w:lang w:val="es-AR"/>
-        </w:rPr>
-        <w:t xml:space="preserve"> de cliente 4371252)</w:t>
-      </w:r>
-      <w:r>
-        <w:rPr>
-          <w:rFonts w:ascii="Times New Roman"/>
-          <w:lang w:val="es-AR"/>
-        </w:rPr>
-        <w:t>.</w:t>
-      </w:r>
-      <w:r>
-        <w:rPr>
-          <w:rFonts w:ascii="Times New Roman"/>
-          <w:lang w:val="es-AR"/>
-        </w:rPr>
-        <w:br/>
+      </w:r>
+    </w:p>
+    <w:p>
+      <w:pPr>
+        <w:pStyle w:val="Textoindependiente"/>
+        <w:spacing w:line="276" w:lineRule="auto"/>
+        <w:ind w:left="2"/>
+        <w:rPr>
+          <w:rFonts w:ascii="Times New Roman"/>
+          <w:lang w:val="es-AR"/>
+        </w:rPr>
+      </w:pPr>
+      <w:r>
+        <w:rPr>
+          <w:rFonts w:ascii="Times New Roman"/>
+          <w:lang w:val="es-AR"/>
+        </w:rPr>
         <w:t>Se deja constancia, adem</w:t>
       </w:r>
       <w:r>
